--- a/docs/00_thesis/output/初稿VI/論文封面_含書背.docx
+++ b/docs/00_thesis/output/初稿VI/論文封面_含書背.docx
@@ -262,7 +262,7 @@
               </wp:anchor>
             </w:drawing>
           </mc:Choice>
-          <mc:Fallback xmlns:w16se="http://schemas.microsoft.com/office/word/2015/wordml/symex" xmlns:w15="http://schemas.microsoft.com/office/word/2012/wordml" xmlns:cx1="http://schemas.microsoft.com/office/drawing/2015/9/8/chartex" xmlns:cx="http://schemas.microsoft.com/office/drawing/2014/chartex">
+          <mc:Fallback xmlns:cx="http://schemas.microsoft.com/office/drawing/2014/chartex" xmlns:cx1="http://schemas.microsoft.com/office/drawing/2015/9/8/chartex" xmlns:w15="http://schemas.microsoft.com/office/word/2012/wordml" xmlns:w16se="http://schemas.microsoft.com/office/word/2015/wordml/symex">
             <w:pict>
               <v:shapetype w14:anchorId="2654B02E" id="_x0000_t32" coordsize="21600,21600" o:spt="32" o:oned="t" path="m,l21600,21600e" filled="f">
                 <v:path arrowok="t" fillok="f" o:connecttype="none"/>
@@ -835,7 +835,7 @@
         <w:jc w:val="center"/>
         <w:textAlignment w:val="auto"/>
         <w:rPr>
-          <w:rFonts w:ascii="Times New Roman" w:hAnsi="Times New Roman" w:hint="eastAsia"/>
+          <w:rFonts w:ascii="Times New Roman" w:hAnsi="Times New Roman"/>
           <w:color w:val="auto"/>
           <w:sz w:val="36"/>
           <w:szCs w:val="36"/>
@@ -965,8 +965,6 @@
         </w:rPr>
         <w:t xml:space="preserve"> Chi</w:t>
       </w:r>
-      <w:bookmarkStart w:id="1" w:name="_GoBack"/>
-      <w:bookmarkEnd w:id="1"/>
     </w:p>
     <w:p>
       <w:pPr>
@@ -1240,7 +1238,18 @@
           <w:sz w:val="32"/>
           <w:szCs w:val="32"/>
         </w:rPr>
-        <w:t>, Ph. D.</w:t>
+        <w:t>, Ph.</w:t>
+      </w:r>
+      <w:bookmarkStart w:id="1" w:name="_GoBack"/>
+      <w:bookmarkEnd w:id="1"/>
+      <w:r>
+        <w:rPr>
+          <w:rFonts w:ascii="Times New Roman" w:hAnsi="Times New Roman"/>
+          <w:color w:val="auto"/>
+          <w:sz w:val="32"/>
+          <w:szCs w:val="32"/>
+        </w:rPr>
+        <w:t>D.</w:t>
       </w:r>
     </w:p>
     <w:p>
@@ -2569,7 +2578,7 @@
   <a:extraClrSchemeLst/>
   <a:extLst>
     <a:ext uri="{05A4C25C-085E-4340-85A3-A5531E510DB2}">
-      <thm15:themeFamily xmlns:thm15="http://schemas.microsoft.com/office/thememl/2012/main" xmlns="" name="Office Theme" id="{62F939B6-93AF-4DB8-9C6B-D6C7DFDC589F}" vid="{4A3C46E8-61CC-4603-A589-7422A47A8E4A}"/>
+      <thm15:themeFamily xmlns="" xmlns:thm15="http://schemas.microsoft.com/office/thememl/2012/main" name="Office Theme" id="{62F939B6-93AF-4DB8-9C6B-D6C7DFDC589F}" vid="{4A3C46E8-61CC-4603-A589-7422A47A8E4A}"/>
     </a:ext>
   </a:extLst>
 </a:theme>
